--- a/06-unity-tilemap-algorithms/homework.docx
+++ b/06-unity-tilemap-algorithms/homework.docx
@@ -1,6 +1,6 @@
 
 <file path=word/document.xml><?xml version="1.0" encoding="utf-8"?>
-<w:document xmlns:wpc="http://schemas.microsoft.com/office/word/2010/wordprocessingCanvas" xmlns:cx="http://schemas.microsoft.com/office/drawing/2014/chartex" xmlns:cx1="http://schemas.microsoft.com/office/drawing/2015/9/8/chartex" xmlns:cx2="http://schemas.microsoft.com/office/drawing/2015/10/21/chartex" xmlns:cx3="http://schemas.microsoft.com/office/drawing/2016/5/9/chartex" xmlns:cx4="http://schemas.microsoft.com/office/drawing/2016/5/10/chartex" xmlns:cx5="http://schemas.microsoft.com/office/drawing/2016/5/11/chartex" xmlns:cx6="http://schemas.microsoft.com/office/drawing/2016/5/12/chartex" xmlns:cx7="http://schemas.microsoft.com/office/drawing/2016/5/13/chartex" xmlns:cx8="http://schemas.microsoft.com/office/drawing/2016/5/14/chartex" xmlns:mc="http://schemas.openxmlformats.org/markup-compatibility/2006" xmlns:aink="http://schemas.microsoft.com/office/drawing/2016/ink" xmlns:am3d="http://schemas.microsoft.com/office/drawing/2017/model3d" xmlns:o="urn:schemas-microsoft-com:office:office" xmlns:oel="http://schemas.microsoft.com/office/2019/extlst" xmlns:r="http://schemas.openxmlformats.org/officeDocument/2006/relationships" xmlns:m="http://schemas.openxmlformats.org/officeDocument/2006/math" xmlns:v="urn:schemas-microsoft-com:vml" xmlns:wp14="http://schemas.microsoft.com/office/word/2010/wordprocessingDrawing" xmlns:wp="http://schemas.openxmlformats.org/drawingml/2006/wordprocessingDrawing" xmlns:w10="urn:schemas-microsoft-com:office:word" xmlns:w="http://schemas.openxmlformats.org/wordprocessingml/2006/main" xmlns:w14="http://schemas.microsoft.com/office/word/2010/wordml" xmlns:w15="http://schemas.microsoft.com/office/word/2012/wordml" xmlns:w16cex="http://schemas.microsoft.com/office/word/2018/wordml/cex" xmlns:w16cid="http://schemas.microsoft.com/office/word/2016/wordml/cid" xmlns:w16="http://schemas.microsoft.com/office/word/2018/wordml" xmlns:w16du="http://schemas.microsoft.com/office/word/2023/wordml/word16du" xmlns:w16sdtdh="http://schemas.microsoft.com/office/word/2020/wordml/sdtdatahash" xmlns:w16se="http://schemas.microsoft.com/office/word/2015/wordml/symex" xmlns:wpg="http://schemas.microsoft.com/office/word/2010/wordprocessingGroup" xmlns:wpi="http://schemas.microsoft.com/office/word/2010/wordprocessingInk" xmlns:wne="http://schemas.microsoft.com/office/word/2006/wordml" xmlns:wps="http://schemas.microsoft.com/office/word/2010/wordprocessingShape" mc:Ignorable="w14 w15 w16se w16cid w16 w16cex w16sdtdh w16du wp14">
+<w:document xmlns:wpc="http://schemas.microsoft.com/office/word/2010/wordprocessingCanvas" xmlns:cx="http://schemas.microsoft.com/office/drawing/2014/chartex" xmlns:cx1="http://schemas.microsoft.com/office/drawing/2015/9/8/chartex" xmlns:cx2="http://schemas.microsoft.com/office/drawing/2015/10/21/chartex" xmlns:cx3="http://schemas.microsoft.com/office/drawing/2016/5/9/chartex" xmlns:cx4="http://schemas.microsoft.com/office/drawing/2016/5/10/chartex" xmlns:cx5="http://schemas.microsoft.com/office/drawing/2016/5/11/chartex" xmlns:cx6="http://schemas.microsoft.com/office/drawing/2016/5/12/chartex" xmlns:cx7="http://schemas.microsoft.com/office/drawing/2016/5/13/chartex" xmlns:cx8="http://schemas.microsoft.com/office/drawing/2016/5/14/chartex" xmlns:mc="http://schemas.openxmlformats.org/markup-compatibility/2006" xmlns:aink="http://schemas.microsoft.com/office/drawing/2016/ink" xmlns:am3d="http://schemas.microsoft.com/office/drawing/2017/model3d" xmlns:o="urn:schemas-microsoft-com:office:office" xmlns:oel="http://schemas.microsoft.com/office/2019/extlst" xmlns:r="http://schemas.openxmlformats.org/officeDocument/2006/relationships" xmlns:m="http://schemas.openxmlformats.org/officeDocument/2006/math" xmlns:v="urn:schemas-microsoft-com:vml" xmlns:wp14="http://schemas.microsoft.com/office/word/2010/wordprocessingDrawing" xmlns:wp="http://schemas.openxmlformats.org/drawingml/2006/wordprocessingDrawing" xmlns:w10="urn:schemas-microsoft-com:office:word" xmlns:w="http://schemas.openxmlformats.org/wordprocessingml/2006/main" xmlns:w14="http://schemas.microsoft.com/office/word/2010/wordml" xmlns:w15="http://schemas.microsoft.com/office/word/2012/wordml" xmlns:w16cex="http://schemas.microsoft.com/office/word/2018/wordml/cex" xmlns:w16cid="http://schemas.microsoft.com/office/word/2016/wordml/cid" xmlns:w16="http://schemas.microsoft.com/office/word/2018/wordml" xmlns:w16du="http://schemas.microsoft.com/office/word/2023/wordml/word16du" xmlns:w16sdtdh="http://schemas.microsoft.com/office/word/2020/wordml/sdtdatahash" xmlns:w16sdtfl="http://schemas.microsoft.com/office/word/2024/wordml/sdtformatlock" xmlns:w16se="http://schemas.microsoft.com/office/word/2015/wordml/symex" xmlns:wpg="http://schemas.microsoft.com/office/word/2010/wordprocessingGroup" xmlns:wpi="http://schemas.microsoft.com/office/word/2010/wordprocessingInk" xmlns:wne="http://schemas.microsoft.com/office/word/2006/wordml" xmlns:wps="http://schemas.microsoft.com/office/word/2010/wordprocessingShape" mc:Ignorable="w14 w15 w16se w16cid w16 w16cex w16sdtdh w16sdtfl w16du wp14">
   <w:body>
     <w:p>
       <w:pPr>
@@ -92,9 +92,10 @@
       </w:r>
       <w:r>
         <w:rPr>
-          <w:rFonts w:ascii="David" w:hAnsi="David" w:cs="David"/>
-        </w:rPr>
-        <w:t>TileMap</w:t>
+          <w:rFonts w:ascii="David" w:hAnsi="David" w:cs="David" w:hint="cs"/>
+          <w:rtl/>
+        </w:rPr>
+        <w:t>מפת-אריחים</w:t>
       </w:r>
       <w:r>
         <w:rPr>
@@ -531,86 +532,6 @@
         </w:rPr>
         <w:t xml:space="preserve">עם משקלים (אם אתם לא מכירים אותו, ממשו במקומו את דייקסטרה). </w:t>
       </w:r>
-    </w:p>
-    <w:p>
-      <w:pPr>
-        <w:pStyle w:val="ListParagraph"/>
-        <w:numPr>
-          <w:ilvl w:val="0"/>
-          <w:numId w:val="15"/>
-        </w:numPr>
-        <w:rPr>
-          <w:rFonts w:ascii="David" w:hAnsi="David" w:cs="David"/>
-        </w:rPr>
-      </w:pPr>
-      <w:r>
-        <w:rPr>
-          <w:rFonts w:ascii="David" w:hAnsi="David" w:cs="David" w:hint="cs"/>
-          <w:rtl/>
-        </w:rPr>
-        <w:t>ממשו את האלגוריתם קודם-כל בצורה מופשטת</w:t>
-      </w:r>
-      <w:r>
-        <w:rPr>
-          <w:rFonts w:ascii="David" w:hAnsi="David" w:cs="David" w:hint="cs"/>
-          <w:rtl/>
-        </w:rPr>
-        <w:t xml:space="preserve"> כמו שראינו בשיעור</w:t>
-      </w:r>
-      <w:r>
-        <w:rPr>
-          <w:rFonts w:ascii="David" w:hAnsi="David" w:cs="David" w:hint="cs"/>
-          <w:rtl/>
-        </w:rPr>
-        <w:t xml:space="preserve">, </w:t>
-      </w:r>
-      <w:r>
-        <w:rPr>
-          <w:rFonts w:ascii="David" w:hAnsi="David" w:cs="David" w:hint="cs"/>
-          <w:rtl/>
-        </w:rPr>
-        <w:t xml:space="preserve">עם בדיקות יחידה; </w:t>
-      </w:r>
-      <w:r>
-        <w:rPr>
-          <w:rFonts w:ascii="David" w:hAnsi="David" w:cs="David" w:hint="cs"/>
-          <w:rtl/>
-        </w:rPr>
-        <w:t>ואז שלבו אותו במשחק ה-</w:t>
-      </w:r>
-      <w:r>
-        <w:rPr>
-          <w:rFonts w:ascii="David" w:hAnsi="David" w:cs="David"/>
-        </w:rPr>
-        <w:t>TileMap</w:t>
-      </w:r>
-      <w:r>
-        <w:rPr>
-          <w:rFonts w:ascii="David" w:hAnsi="David" w:cs="David" w:hint="cs"/>
-          <w:rtl/>
-        </w:rPr>
-        <w:t>.</w:t>
-      </w:r>
-      <w:r>
-        <w:rPr>
-          <w:rFonts w:ascii="David" w:hAnsi="David" w:cs="David" w:hint="cs"/>
-          <w:rtl/>
-        </w:rPr>
-        <w:t xml:space="preserve"> </w:t>
-      </w:r>
-    </w:p>
-    <w:p>
-      <w:pPr>
-        <w:pStyle w:val="ListParagraph"/>
-        <w:numPr>
-          <w:ilvl w:val="0"/>
-          <w:numId w:val="15"/>
-        </w:numPr>
-        <w:rPr>
-          <w:rFonts w:ascii="David" w:hAnsi="David" w:cs="David"/>
-          <w:rtl/>
-        </w:rPr>
-      </w:pPr>
       <w:r>
         <w:rPr>
           <w:rFonts w:ascii="David" w:hAnsi="David" w:cs="David"/>
@@ -658,7 +579,7 @@
     <w:p>
       <w:pPr>
         <w:rPr>
-          <w:rFonts w:ascii="David" w:hAnsi="David" w:cs="David"/>
+          <w:rFonts w:ascii="David" w:hAnsi="David" w:cs="David" w:hint="cs"/>
           <w:rtl/>
         </w:rPr>
       </w:pPr>
@@ -722,7 +643,7 @@
     <w:p>
       <w:pPr>
         <w:rPr>
-          <w:rFonts w:ascii="David" w:hAnsi="David" w:cs="David"/>
+          <w:rFonts w:ascii="David" w:hAnsi="David" w:cs="David" w:hint="cs"/>
           <w:rtl/>
         </w:rPr>
       </w:pPr>
@@ -778,7 +699,23 @@
             <w:rFonts w:ascii="David" w:hAnsi="David" w:cs="David" w:hint="cs"/>
             <w:rtl/>
           </w:rPr>
-          <w:t>כאן</w:t>
+          <w:t>כ</w:t>
+        </w:r>
+        <w:r>
+          <w:rPr>
+            <w:rStyle w:val="Hyperlink"/>
+            <w:rFonts w:ascii="David" w:hAnsi="David" w:cs="David" w:hint="cs"/>
+            <w:rtl/>
+          </w:rPr>
+          <w:t>א</w:t>
+        </w:r>
+        <w:r>
+          <w:rPr>
+            <w:rStyle w:val="Hyperlink"/>
+            <w:rFonts w:ascii="David" w:hAnsi="David" w:cs="David" w:hint="cs"/>
+            <w:rtl/>
+          </w:rPr>
+          <w:t>ן</w:t>
         </w:r>
       </w:hyperlink>
       <w:r>
@@ -804,49 +741,16 @@
       </w:r>
       <w:r>
         <w:rPr>
-          <w:rFonts w:ascii="David" w:hAnsi="David" w:cs="David"/>
-        </w:rPr>
-        <w:t>TileMap</w:t>
-      </w:r>
-      <w:r>
-        <w:rPr>
           <w:rFonts w:ascii="David" w:hAnsi="David" w:cs="David" w:hint="cs"/>
           <w:rtl/>
         </w:rPr>
-        <w:t xml:space="preserve">, </w:t>
-      </w:r>
-      <w:r>
-        <w:rPr>
-          <w:rFonts w:ascii="David" w:hAnsi="David" w:cs="David"/>
-          <w:rtl/>
-        </w:rPr>
-        <w:t>במקום ה-</w:t>
-      </w:r>
-      <w:r>
-        <w:rPr>
-          <w:rFonts w:ascii="David" w:hAnsi="David" w:cs="David"/>
-        </w:rPr>
-        <w:t>CaveGenerator</w:t>
-      </w:r>
-      <w:r>
-        <w:rPr>
-          <w:rFonts w:ascii="David" w:hAnsi="David" w:cs="David" w:hint="cs"/>
-          <w:rtl/>
-        </w:rPr>
-        <w:t xml:space="preserve"> שראינו בשיעור.</w:t>
-      </w:r>
-      <w:r>
-        <w:rPr>
-          <w:rFonts w:ascii="David" w:hAnsi="David" w:cs="David"/>
-          <w:rtl/>
-        </w:rPr>
-        <w:t xml:space="preserve"> איזה אלגוריתם נותן תוצאות מעניינות יותר?</w:t>
+        <w:t xml:space="preserve">מפת אריחים. </w:t>
       </w:r>
     </w:p>
     <w:p>
       <w:pPr>
         <w:rPr>
-          <w:rFonts w:ascii="David" w:hAnsi="David" w:cs="David"/>
+          <w:rFonts w:ascii="David" w:hAnsi="David" w:cs="David" w:hint="cs"/>
           <w:rtl/>
         </w:rPr>
       </w:pPr>
@@ -864,7 +768,7 @@
           <w:rFonts w:ascii="David" w:hAnsi="David" w:cs="David" w:hint="cs"/>
           <w:rtl/>
         </w:rPr>
-        <w:t xml:space="preserve">. שנו את המשחק כך שהשחקן יוכל לראות רק אריחים שאינם מוסתרים מאחרי הרים (כלומר, אם יש הר בין השחקן לבין אריח כלשהו על המפה, אז השחקן לא יראה את האריח הזה, אלא יראה ריבוע שחור). </w:t>
+        <w:t xml:space="preserve">. האויבים שראינו בשיעור רודפים אחרי השחקן באופן עצמאי, כל אחד בנפרד. אבל כשיש שני אויבים, הם יכולים לשתף פעולה ולרדוף אחרי השחקן ביחד. למשל, אם השחקן מתחבא מאחרי הר, אז הם יכולים לרדוף אחריו משני צדי ההר. המציאו (או מצאו) אלגוריתם המאפשר לשני אויבים לרדוף יחד ביעילות. </w:t>
       </w:r>
     </w:p>
     <w:p>
@@ -904,7 +808,7 @@
           <w:rFonts w:ascii="David" w:hAnsi="David" w:cs="David" w:hint="cs"/>
           <w:rtl/>
         </w:rPr>
-        <w:t xml:space="preserve"> אחרי השחקן בצורה יעילה. המציאו (או מיצאו באינטרנט)</w:t>
+        <w:t xml:space="preserve"> אחרי השחקן בצורה יעילה. המציאו (או מצאו)</w:t>
       </w:r>
       <w:r>
         <w:rPr>
@@ -955,6 +859,137 @@
         </w:rPr>
         <w:t>בפינות המאפשרות לשחקן לתפוס אותם בקלות.</w:t>
       </w:r>
+    </w:p>
+    <w:p>
+      <w:pPr>
+        <w:pStyle w:val="ListParagraph"/>
+        <w:numPr>
+          <w:ilvl w:val="0"/>
+          <w:numId w:val="15"/>
+        </w:numPr>
+        <w:rPr>
+          <w:rFonts w:ascii="David" w:hAnsi="David" w:cs="David"/>
+        </w:rPr>
+      </w:pPr>
+      <w:r>
+        <w:rPr>
+          <w:rFonts w:ascii="David" w:hAnsi="David" w:cs="David" w:hint="cs"/>
+          <w:rtl/>
+        </w:rPr>
+        <w:t>בכל הסעיפים, יש ל</w:t>
+      </w:r>
+      <w:r>
+        <w:rPr>
+          <w:rFonts w:ascii="David" w:hAnsi="David" w:cs="David" w:hint="cs"/>
+          <w:rtl/>
+        </w:rPr>
+        <w:t>ממש</w:t>
+      </w:r>
+      <w:r>
+        <w:rPr>
+          <w:rFonts w:ascii="David" w:hAnsi="David" w:cs="David" w:hint="cs"/>
+          <w:rtl/>
+        </w:rPr>
+        <w:t xml:space="preserve"> </w:t>
+      </w:r>
+      <w:r>
+        <w:rPr>
+          <w:rFonts w:ascii="David" w:hAnsi="David" w:cs="David" w:hint="cs"/>
+          <w:rtl/>
+        </w:rPr>
+        <w:t>את האלגוריתם קודם-כל בצורה מופשטת</w:t>
+      </w:r>
+      <w:r>
+        <w:rPr>
+          <w:rFonts w:ascii="David" w:hAnsi="David" w:cs="David" w:hint="cs"/>
+          <w:rtl/>
+        </w:rPr>
+        <w:t xml:space="preserve">, </w:t>
+      </w:r>
+      <w:r>
+        <w:rPr>
+          <w:rFonts w:ascii="David" w:hAnsi="David" w:cs="David" w:hint="cs"/>
+          <w:rtl/>
+        </w:rPr>
+        <w:t>עם בדיקות</w:t>
+      </w:r>
+      <w:r>
+        <w:rPr>
+          <w:rFonts w:ascii="David" w:hAnsi="David" w:cs="David" w:hint="cs"/>
+          <w:rtl/>
+        </w:rPr>
+        <w:t>-</w:t>
+      </w:r>
+      <w:r>
+        <w:rPr>
+          <w:rFonts w:ascii="David" w:hAnsi="David" w:cs="David" w:hint="cs"/>
+          <w:rtl/>
+        </w:rPr>
+        <w:t>יחידה</w:t>
+      </w:r>
+      <w:r>
+        <w:rPr>
+          <w:rFonts w:ascii="David" w:hAnsi="David" w:cs="David" w:hint="cs"/>
+          <w:rtl/>
+        </w:rPr>
+        <w:t xml:space="preserve"> בתוכנית קונסול (</w:t>
+      </w:r>
+      <w:r>
+        <w:rPr>
+          <w:rFonts w:ascii="David" w:hAnsi="David" w:cs="David"/>
+        </w:rPr>
+        <w:t>console project</w:t>
+      </w:r>
+      <w:r>
+        <w:rPr>
+          <w:rFonts w:ascii="David" w:hAnsi="David" w:cs="David" w:hint="cs"/>
+          <w:rtl/>
+        </w:rPr>
+        <w:t>), כמו שראינו בשיעור</w:t>
+      </w:r>
+      <w:r>
+        <w:rPr>
+          <w:rFonts w:ascii="David" w:hAnsi="David" w:cs="David" w:hint="cs"/>
+          <w:rtl/>
+        </w:rPr>
+        <w:t xml:space="preserve">; </w:t>
+      </w:r>
+      <w:r>
+        <w:rPr>
+          <w:rFonts w:ascii="David" w:hAnsi="David" w:cs="David" w:hint="cs"/>
+          <w:rtl/>
+        </w:rPr>
+        <w:t xml:space="preserve">ורק אחר-כך </w:t>
+      </w:r>
+      <w:r>
+        <w:rPr>
+          <w:rFonts w:ascii="David" w:hAnsi="David" w:cs="David" w:hint="cs"/>
+          <w:rtl/>
+        </w:rPr>
+        <w:t xml:space="preserve">לשלב </w:t>
+      </w:r>
+      <w:r>
+        <w:rPr>
+          <w:rFonts w:ascii="David" w:hAnsi="David" w:cs="David" w:hint="cs"/>
+          <w:rtl/>
+        </w:rPr>
+        <w:t xml:space="preserve">אותו </w:t>
+      </w:r>
+      <w:r>
+        <w:rPr>
+          <w:rFonts w:ascii="David" w:hAnsi="David" w:cs="David" w:hint="cs"/>
+          <w:rtl/>
+        </w:rPr>
+        <w:t>ביוניטי.</w:t>
+      </w:r>
+    </w:p>
+    <w:p>
+      <w:pPr>
+        <w:rPr>
+          <w:rFonts w:ascii="David" w:hAnsi="David" w:cs="David"/>
+          <w:rtl/>
+        </w:rPr>
+      </w:pPr>
     </w:p>
     <w:p>
       <w:pPr>
@@ -985,7 +1020,7 @@
 </file>
 
 <file path=word/endnotes.xml><?xml version="1.0" encoding="utf-8"?>
-<w:endnotes xmlns:wpc="http://schemas.microsoft.com/office/word/2010/wordprocessingCanvas" xmlns:cx="http://schemas.microsoft.com/office/drawing/2014/chartex" xmlns:cx1="http://schemas.microsoft.com/office/drawing/2015/9/8/chartex" xmlns:cx2="http://schemas.microsoft.com/office/drawing/2015/10/21/chartex" xmlns:cx3="http://schemas.microsoft.com/office/drawing/2016/5/9/chartex" xmlns:cx4="http://schemas.microsoft.com/office/drawing/2016/5/10/chartex" xmlns:cx5="http://schemas.microsoft.com/office/drawing/2016/5/11/chartex" xmlns:cx6="http://schemas.microsoft.com/office/drawing/2016/5/12/chartex" xmlns:cx7="http://schemas.microsoft.com/office/drawing/2016/5/13/chartex" xmlns:cx8="http://schemas.microsoft.com/office/drawing/2016/5/14/chartex" xmlns:mc="http://schemas.openxmlformats.org/markup-compatibility/2006" xmlns:aink="http://schemas.microsoft.com/office/drawing/2016/ink" xmlns:am3d="http://schemas.microsoft.com/office/drawing/2017/model3d" xmlns:o="urn:schemas-microsoft-com:office:office" xmlns:oel="http://schemas.microsoft.com/office/2019/extlst" xmlns:r="http://schemas.openxmlformats.org/officeDocument/2006/relationships" xmlns:m="http://schemas.openxmlformats.org/officeDocument/2006/math" xmlns:v="urn:schemas-microsoft-com:vml" xmlns:wp14="http://schemas.microsoft.com/office/word/2010/wordprocessingDrawing" xmlns:wp="http://schemas.openxmlformats.org/drawingml/2006/wordprocessingDrawing" xmlns:w10="urn:schemas-microsoft-com:office:word" xmlns:w="http://schemas.openxmlformats.org/wordprocessingml/2006/main" xmlns:w14="http://schemas.microsoft.com/office/word/2010/wordml" xmlns:w15="http://schemas.microsoft.com/office/word/2012/wordml" xmlns:w16cex="http://schemas.microsoft.com/office/word/2018/wordml/cex" xmlns:w16cid="http://schemas.microsoft.com/office/word/2016/wordml/cid" xmlns:w16="http://schemas.microsoft.com/office/word/2018/wordml" xmlns:w16du="http://schemas.microsoft.com/office/word/2023/wordml/word16du" xmlns:w16sdtdh="http://schemas.microsoft.com/office/word/2020/wordml/sdtdatahash" xmlns:w16se="http://schemas.microsoft.com/office/word/2015/wordml/symex" xmlns:wpg="http://schemas.microsoft.com/office/word/2010/wordprocessingGroup" xmlns:wpi="http://schemas.microsoft.com/office/word/2010/wordprocessingInk" xmlns:wne="http://schemas.microsoft.com/office/word/2006/wordml" xmlns:wps="http://schemas.microsoft.com/office/word/2010/wordprocessingShape" mc:Ignorable="w14 w15 w16se w16cid w16 w16cex w16sdtdh w16du wp14">
+<w:endnotes xmlns:wpc="http://schemas.microsoft.com/office/word/2010/wordprocessingCanvas" xmlns:cx="http://schemas.microsoft.com/office/drawing/2014/chartex" xmlns:cx1="http://schemas.microsoft.com/office/drawing/2015/9/8/chartex" xmlns:cx2="http://schemas.microsoft.com/office/drawing/2015/10/21/chartex" xmlns:cx3="http://schemas.microsoft.com/office/drawing/2016/5/9/chartex" xmlns:cx4="http://schemas.microsoft.com/office/drawing/2016/5/10/chartex" xmlns:cx5="http://schemas.microsoft.com/office/drawing/2016/5/11/chartex" xmlns:cx6="http://schemas.microsoft.com/office/drawing/2016/5/12/chartex" xmlns:cx7="http://schemas.microsoft.com/office/drawing/2016/5/13/chartex" xmlns:cx8="http://schemas.microsoft.com/office/drawing/2016/5/14/chartex" xmlns:mc="http://schemas.openxmlformats.org/markup-compatibility/2006" xmlns:aink="http://schemas.microsoft.com/office/drawing/2016/ink" xmlns:am3d="http://schemas.microsoft.com/office/drawing/2017/model3d" xmlns:o="urn:schemas-microsoft-com:office:office" xmlns:oel="http://schemas.microsoft.com/office/2019/extlst" xmlns:r="http://schemas.openxmlformats.org/officeDocument/2006/relationships" xmlns:m="http://schemas.openxmlformats.org/officeDocument/2006/math" xmlns:v="urn:schemas-microsoft-com:vml" xmlns:wp14="http://schemas.microsoft.com/office/word/2010/wordprocessingDrawing" xmlns:wp="http://schemas.openxmlformats.org/drawingml/2006/wordprocessingDrawing" xmlns:w10="urn:schemas-microsoft-com:office:word" xmlns:w="http://schemas.openxmlformats.org/wordprocessingml/2006/main" xmlns:w14="http://schemas.microsoft.com/office/word/2010/wordml" xmlns:w15="http://schemas.microsoft.com/office/word/2012/wordml" xmlns:w16cex="http://schemas.microsoft.com/office/word/2018/wordml/cex" xmlns:w16cid="http://schemas.microsoft.com/office/word/2016/wordml/cid" xmlns:w16="http://schemas.microsoft.com/office/word/2018/wordml" xmlns:w16du="http://schemas.microsoft.com/office/word/2023/wordml/word16du" xmlns:w16sdtdh="http://schemas.microsoft.com/office/word/2020/wordml/sdtdatahash" xmlns:w16sdtfl="http://schemas.microsoft.com/office/word/2024/wordml/sdtformatlock" xmlns:w16se="http://schemas.microsoft.com/office/word/2015/wordml/symex" xmlns:wpg="http://schemas.microsoft.com/office/word/2010/wordprocessingGroup" xmlns:wpi="http://schemas.microsoft.com/office/word/2010/wordprocessingInk" xmlns:wne="http://schemas.microsoft.com/office/word/2006/wordml" xmlns:wps="http://schemas.microsoft.com/office/word/2010/wordprocessingShape" mc:Ignorable="w14 w15 w16se w16cid w16 w16cex w16sdtdh w16sdtfl w16du wp14">
   <w:endnote w:type="separator" w:id="-1">
     <w:p>
       <w:r>
@@ -1004,7 +1039,7 @@
 </file>
 
 <file path=word/footer1.xml><?xml version="1.0" encoding="utf-8"?>
-<w:ftr xmlns:wpc="http://schemas.microsoft.com/office/word/2010/wordprocessingCanvas" xmlns:cx="http://schemas.microsoft.com/office/drawing/2014/chartex" xmlns:cx1="http://schemas.microsoft.com/office/drawing/2015/9/8/chartex" xmlns:cx2="http://schemas.microsoft.com/office/drawing/2015/10/21/chartex" xmlns:cx3="http://schemas.microsoft.com/office/drawing/2016/5/9/chartex" xmlns:cx4="http://schemas.microsoft.com/office/drawing/2016/5/10/chartex" xmlns:cx5="http://schemas.microsoft.com/office/drawing/2016/5/11/chartex" xmlns:cx6="http://schemas.microsoft.com/office/drawing/2016/5/12/chartex" xmlns:cx7="http://schemas.microsoft.com/office/drawing/2016/5/13/chartex" xmlns:cx8="http://schemas.microsoft.com/office/drawing/2016/5/14/chartex" xmlns:mc="http://schemas.openxmlformats.org/markup-compatibility/2006" xmlns:aink="http://schemas.microsoft.com/office/drawing/2016/ink" xmlns:am3d="http://schemas.microsoft.com/office/drawing/2017/model3d" xmlns:o="urn:schemas-microsoft-com:office:office" xmlns:oel="http://schemas.microsoft.com/office/2019/extlst" xmlns:r="http://schemas.openxmlformats.org/officeDocument/2006/relationships" xmlns:m="http://schemas.openxmlformats.org/officeDocument/2006/math" xmlns:v="urn:schemas-microsoft-com:vml" xmlns:wp14="http://schemas.microsoft.com/office/word/2010/wordprocessingDrawing" xmlns:wp="http://schemas.openxmlformats.org/drawingml/2006/wordprocessingDrawing" xmlns:w10="urn:schemas-microsoft-com:office:word" xmlns:w="http://schemas.openxmlformats.org/wordprocessingml/2006/main" xmlns:w14="http://schemas.microsoft.com/office/word/2010/wordml" xmlns:w15="http://schemas.microsoft.com/office/word/2012/wordml" xmlns:w16cex="http://schemas.microsoft.com/office/word/2018/wordml/cex" xmlns:w16cid="http://schemas.microsoft.com/office/word/2016/wordml/cid" xmlns:w16="http://schemas.microsoft.com/office/word/2018/wordml" xmlns:w16du="http://schemas.microsoft.com/office/word/2023/wordml/word16du" xmlns:w16sdtdh="http://schemas.microsoft.com/office/word/2020/wordml/sdtdatahash" xmlns:w16se="http://schemas.microsoft.com/office/word/2015/wordml/symex" xmlns:wpg="http://schemas.microsoft.com/office/word/2010/wordprocessingGroup" xmlns:wpi="http://schemas.microsoft.com/office/word/2010/wordprocessingInk" xmlns:wne="http://schemas.microsoft.com/office/word/2006/wordml" xmlns:wps="http://schemas.microsoft.com/office/word/2010/wordprocessingShape" mc:Ignorable="w14 w15 w16se w16cid w16 w16cex w16sdtdh w16du wp14">
+<w:ftr xmlns:wpc="http://schemas.microsoft.com/office/word/2010/wordprocessingCanvas" xmlns:cx="http://schemas.microsoft.com/office/drawing/2014/chartex" xmlns:cx1="http://schemas.microsoft.com/office/drawing/2015/9/8/chartex" xmlns:cx2="http://schemas.microsoft.com/office/drawing/2015/10/21/chartex" xmlns:cx3="http://schemas.microsoft.com/office/drawing/2016/5/9/chartex" xmlns:cx4="http://schemas.microsoft.com/office/drawing/2016/5/10/chartex" xmlns:cx5="http://schemas.microsoft.com/office/drawing/2016/5/11/chartex" xmlns:cx6="http://schemas.microsoft.com/office/drawing/2016/5/12/chartex" xmlns:cx7="http://schemas.microsoft.com/office/drawing/2016/5/13/chartex" xmlns:cx8="http://schemas.microsoft.com/office/drawing/2016/5/14/chartex" xmlns:mc="http://schemas.openxmlformats.org/markup-compatibility/2006" xmlns:aink="http://schemas.microsoft.com/office/drawing/2016/ink" xmlns:am3d="http://schemas.microsoft.com/office/drawing/2017/model3d" xmlns:o="urn:schemas-microsoft-com:office:office" xmlns:oel="http://schemas.microsoft.com/office/2019/extlst" xmlns:r="http://schemas.openxmlformats.org/officeDocument/2006/relationships" xmlns:m="http://schemas.openxmlformats.org/officeDocument/2006/math" xmlns:v="urn:schemas-microsoft-com:vml" xmlns:wp14="http://schemas.microsoft.com/office/word/2010/wordprocessingDrawing" xmlns:wp="http://schemas.openxmlformats.org/drawingml/2006/wordprocessingDrawing" xmlns:w10="urn:schemas-microsoft-com:office:word" xmlns:w="http://schemas.openxmlformats.org/wordprocessingml/2006/main" xmlns:w14="http://schemas.microsoft.com/office/word/2010/wordml" xmlns:w15="http://schemas.microsoft.com/office/word/2012/wordml" xmlns:w16cex="http://schemas.microsoft.com/office/word/2018/wordml/cex" xmlns:w16cid="http://schemas.microsoft.com/office/word/2016/wordml/cid" xmlns:w16="http://schemas.microsoft.com/office/word/2018/wordml" xmlns:w16du="http://schemas.microsoft.com/office/word/2023/wordml/word16du" xmlns:w16sdtdh="http://schemas.microsoft.com/office/word/2020/wordml/sdtdatahash" xmlns:w16sdtfl="http://schemas.microsoft.com/office/word/2024/wordml/sdtformatlock" xmlns:w16se="http://schemas.microsoft.com/office/word/2015/wordml/symex" xmlns:wpg="http://schemas.microsoft.com/office/word/2010/wordprocessingGroup" xmlns:wpi="http://schemas.microsoft.com/office/word/2010/wordprocessingInk" xmlns:wne="http://schemas.microsoft.com/office/word/2006/wordml" xmlns:wps="http://schemas.microsoft.com/office/word/2010/wordprocessingShape" mc:Ignorable="w14 w15 w16se w16cid w16 w16cex w16sdtdh w16sdtfl w16du wp14">
   <w:p>
     <w:pPr>
       <w:pStyle w:val="Footer"/>
@@ -1048,7 +1083,7 @@
 </file>
 
 <file path=word/footnotes.xml><?xml version="1.0" encoding="utf-8"?>
-<w:footnotes xmlns:wpc="http://schemas.microsoft.com/office/word/2010/wordprocessingCanvas" xmlns:cx="http://schemas.microsoft.com/office/drawing/2014/chartex" xmlns:cx1="http://schemas.microsoft.com/office/drawing/2015/9/8/chartex" xmlns:cx2="http://schemas.microsoft.com/office/drawing/2015/10/21/chartex" xmlns:cx3="http://schemas.microsoft.com/office/drawing/2016/5/9/chartex" xmlns:cx4="http://schemas.microsoft.com/office/drawing/2016/5/10/chartex" xmlns:cx5="http://schemas.microsoft.com/office/drawing/2016/5/11/chartex" xmlns:cx6="http://schemas.microsoft.com/office/drawing/2016/5/12/chartex" xmlns:cx7="http://schemas.microsoft.com/office/drawing/2016/5/13/chartex" xmlns:cx8="http://schemas.microsoft.com/office/drawing/2016/5/14/chartex" xmlns:mc="http://schemas.openxmlformats.org/markup-compatibility/2006" xmlns:aink="http://schemas.microsoft.com/office/drawing/2016/ink" xmlns:am3d="http://schemas.microsoft.com/office/drawing/2017/model3d" xmlns:o="urn:schemas-microsoft-com:office:office" xmlns:oel="http://schemas.microsoft.com/office/2019/extlst" xmlns:r="http://schemas.openxmlformats.org/officeDocument/2006/relationships" xmlns:m="http://schemas.openxmlformats.org/officeDocument/2006/math" xmlns:v="urn:schemas-microsoft-com:vml" xmlns:wp14="http://schemas.microsoft.com/office/word/2010/wordprocessingDrawing" xmlns:wp="http://schemas.openxmlformats.org/drawingml/2006/wordprocessingDrawing" xmlns:w10="urn:schemas-microsoft-com:office:word" xmlns:w="http://schemas.openxmlformats.org/wordprocessingml/2006/main" xmlns:w14="http://schemas.microsoft.com/office/word/2010/wordml" xmlns:w15="http://schemas.microsoft.com/office/word/2012/wordml" xmlns:w16cex="http://schemas.microsoft.com/office/word/2018/wordml/cex" xmlns:w16cid="http://schemas.microsoft.com/office/word/2016/wordml/cid" xmlns:w16="http://schemas.microsoft.com/office/word/2018/wordml" xmlns:w16du="http://schemas.microsoft.com/office/word/2023/wordml/word16du" xmlns:w16sdtdh="http://schemas.microsoft.com/office/word/2020/wordml/sdtdatahash" xmlns:w16se="http://schemas.microsoft.com/office/word/2015/wordml/symex" xmlns:wpg="http://schemas.microsoft.com/office/word/2010/wordprocessingGroup" xmlns:wpi="http://schemas.microsoft.com/office/word/2010/wordprocessingInk" xmlns:wne="http://schemas.microsoft.com/office/word/2006/wordml" xmlns:wps="http://schemas.microsoft.com/office/word/2010/wordprocessingShape" mc:Ignorable="w14 w15 w16se w16cid w16 w16cex w16sdtdh w16du wp14">
+<w:footnotes xmlns:wpc="http://schemas.microsoft.com/office/word/2010/wordprocessingCanvas" xmlns:cx="http://schemas.microsoft.com/office/drawing/2014/chartex" xmlns:cx1="http://schemas.microsoft.com/office/drawing/2015/9/8/chartex" xmlns:cx2="http://schemas.microsoft.com/office/drawing/2015/10/21/chartex" xmlns:cx3="http://schemas.microsoft.com/office/drawing/2016/5/9/chartex" xmlns:cx4="http://schemas.microsoft.com/office/drawing/2016/5/10/chartex" xmlns:cx5="http://schemas.microsoft.com/office/drawing/2016/5/11/chartex" xmlns:cx6="http://schemas.microsoft.com/office/drawing/2016/5/12/chartex" xmlns:cx7="http://schemas.microsoft.com/office/drawing/2016/5/13/chartex" xmlns:cx8="http://schemas.microsoft.com/office/drawing/2016/5/14/chartex" xmlns:mc="http://schemas.openxmlformats.org/markup-compatibility/2006" xmlns:aink="http://schemas.microsoft.com/office/drawing/2016/ink" xmlns:am3d="http://schemas.microsoft.com/office/drawing/2017/model3d" xmlns:o="urn:schemas-microsoft-com:office:office" xmlns:oel="http://schemas.microsoft.com/office/2019/extlst" xmlns:r="http://schemas.openxmlformats.org/officeDocument/2006/relationships" xmlns:m="http://schemas.openxmlformats.org/officeDocument/2006/math" xmlns:v="urn:schemas-microsoft-com:vml" xmlns:wp14="http://schemas.microsoft.com/office/word/2010/wordprocessingDrawing" xmlns:wp="http://schemas.openxmlformats.org/drawingml/2006/wordprocessingDrawing" xmlns:w10="urn:schemas-microsoft-com:office:word" xmlns:w="http://schemas.openxmlformats.org/wordprocessingml/2006/main" xmlns:w14="http://schemas.microsoft.com/office/word/2010/wordml" xmlns:w15="http://schemas.microsoft.com/office/word/2012/wordml" xmlns:w16cex="http://schemas.microsoft.com/office/word/2018/wordml/cex" xmlns:w16cid="http://schemas.microsoft.com/office/word/2016/wordml/cid" xmlns:w16="http://schemas.microsoft.com/office/word/2018/wordml" xmlns:w16du="http://schemas.microsoft.com/office/word/2023/wordml/word16du" xmlns:w16sdtdh="http://schemas.microsoft.com/office/word/2020/wordml/sdtdatahash" xmlns:w16sdtfl="http://schemas.microsoft.com/office/word/2024/wordml/sdtformatlock" xmlns:w16se="http://schemas.microsoft.com/office/word/2015/wordml/symex" xmlns:wpg="http://schemas.microsoft.com/office/word/2010/wordprocessingGroup" xmlns:wpi="http://schemas.microsoft.com/office/word/2010/wordprocessingInk" xmlns:wne="http://schemas.microsoft.com/office/word/2006/wordml" xmlns:wps="http://schemas.microsoft.com/office/word/2010/wordprocessingShape" mc:Ignorable="w14 w15 w16se w16cid w16 w16cex w16sdtdh w16sdtfl w16du wp14">
   <w:footnote w:type="separator" w:id="-1">
     <w:p>
       <w:r>
@@ -1067,7 +1102,7 @@
 </file>
 
 <file path=word/header1.xml><?xml version="1.0" encoding="utf-8"?>
-<w:hdr xmlns:wpc="http://schemas.microsoft.com/office/word/2010/wordprocessingCanvas" xmlns:cx="http://schemas.microsoft.com/office/drawing/2014/chartex" xmlns:cx1="http://schemas.microsoft.com/office/drawing/2015/9/8/chartex" xmlns:cx2="http://schemas.microsoft.com/office/drawing/2015/10/21/chartex" xmlns:cx3="http://schemas.microsoft.com/office/drawing/2016/5/9/chartex" xmlns:cx4="http://schemas.microsoft.com/office/drawing/2016/5/10/chartex" xmlns:cx5="http://schemas.microsoft.com/office/drawing/2016/5/11/chartex" xmlns:cx6="http://schemas.microsoft.com/office/drawing/2016/5/12/chartex" xmlns:cx7="http://schemas.microsoft.com/office/drawing/2016/5/13/chartex" xmlns:cx8="http://schemas.microsoft.com/office/drawing/2016/5/14/chartex" xmlns:mc="http://schemas.openxmlformats.org/markup-compatibility/2006" xmlns:aink="http://schemas.microsoft.com/office/drawing/2016/ink" xmlns:am3d="http://schemas.microsoft.com/office/drawing/2017/model3d" xmlns:o="urn:schemas-microsoft-com:office:office" xmlns:oel="http://schemas.microsoft.com/office/2019/extlst" xmlns:r="http://schemas.openxmlformats.org/officeDocument/2006/relationships" xmlns:m="http://schemas.openxmlformats.org/officeDocument/2006/math" xmlns:v="urn:schemas-microsoft-com:vml" xmlns:wp14="http://schemas.microsoft.com/office/word/2010/wordprocessingDrawing" xmlns:wp="http://schemas.openxmlformats.org/drawingml/2006/wordprocessingDrawing" xmlns:w10="urn:schemas-microsoft-com:office:word" xmlns:w="http://schemas.openxmlformats.org/wordprocessingml/2006/main" xmlns:w14="http://schemas.microsoft.com/office/word/2010/wordml" xmlns:w15="http://schemas.microsoft.com/office/word/2012/wordml" xmlns:w16cex="http://schemas.microsoft.com/office/word/2018/wordml/cex" xmlns:w16cid="http://schemas.microsoft.com/office/word/2016/wordml/cid" xmlns:w16="http://schemas.microsoft.com/office/word/2018/wordml" xmlns:w16du="http://schemas.microsoft.com/office/word/2023/wordml/word16du" xmlns:w16sdtdh="http://schemas.microsoft.com/office/word/2020/wordml/sdtdatahash" xmlns:w16se="http://schemas.microsoft.com/office/word/2015/wordml/symex" xmlns:wpg="http://schemas.microsoft.com/office/word/2010/wordprocessingGroup" xmlns:wpi="http://schemas.microsoft.com/office/word/2010/wordprocessingInk" xmlns:wne="http://schemas.microsoft.com/office/word/2006/wordml" xmlns:wps="http://schemas.microsoft.com/office/word/2010/wordprocessingShape" mc:Ignorable="w14 w15 w16se w16cid w16 w16cex w16sdtdh w16du wp14">
+<w:hdr xmlns:wpc="http://schemas.microsoft.com/office/word/2010/wordprocessingCanvas" xmlns:cx="http://schemas.microsoft.com/office/drawing/2014/chartex" xmlns:cx1="http://schemas.microsoft.com/office/drawing/2015/9/8/chartex" xmlns:cx2="http://schemas.microsoft.com/office/drawing/2015/10/21/chartex" xmlns:cx3="http://schemas.microsoft.com/office/drawing/2016/5/9/chartex" xmlns:cx4="http://schemas.microsoft.com/office/drawing/2016/5/10/chartex" xmlns:cx5="http://schemas.microsoft.com/office/drawing/2016/5/11/chartex" xmlns:cx6="http://schemas.microsoft.com/office/drawing/2016/5/12/chartex" xmlns:cx7="http://schemas.microsoft.com/office/drawing/2016/5/13/chartex" xmlns:cx8="http://schemas.microsoft.com/office/drawing/2016/5/14/chartex" xmlns:mc="http://schemas.openxmlformats.org/markup-compatibility/2006" xmlns:aink="http://schemas.microsoft.com/office/drawing/2016/ink" xmlns:am3d="http://schemas.microsoft.com/office/drawing/2017/model3d" xmlns:o="urn:schemas-microsoft-com:office:office" xmlns:oel="http://schemas.microsoft.com/office/2019/extlst" xmlns:r="http://schemas.openxmlformats.org/officeDocument/2006/relationships" xmlns:m="http://schemas.openxmlformats.org/officeDocument/2006/math" xmlns:v="urn:schemas-microsoft-com:vml" xmlns:wp14="http://schemas.microsoft.com/office/word/2010/wordprocessingDrawing" xmlns:wp="http://schemas.openxmlformats.org/drawingml/2006/wordprocessingDrawing" xmlns:w10="urn:schemas-microsoft-com:office:word" xmlns:w="http://schemas.openxmlformats.org/wordprocessingml/2006/main" xmlns:w14="http://schemas.microsoft.com/office/word/2010/wordml" xmlns:w15="http://schemas.microsoft.com/office/word/2012/wordml" xmlns:w16cex="http://schemas.microsoft.com/office/word/2018/wordml/cex" xmlns:w16cid="http://schemas.microsoft.com/office/word/2016/wordml/cid" xmlns:w16="http://schemas.microsoft.com/office/word/2018/wordml" xmlns:w16du="http://schemas.microsoft.com/office/word/2023/wordml/word16du" xmlns:w16sdtdh="http://schemas.microsoft.com/office/word/2020/wordml/sdtdatahash" xmlns:w16sdtfl="http://schemas.microsoft.com/office/word/2024/wordml/sdtformatlock" xmlns:w16se="http://schemas.microsoft.com/office/word/2015/wordml/symex" xmlns:wpg="http://schemas.microsoft.com/office/word/2010/wordprocessingGroup" xmlns:wpi="http://schemas.microsoft.com/office/word/2010/wordprocessingInk" xmlns:wne="http://schemas.microsoft.com/office/word/2006/wordml" xmlns:wps="http://schemas.microsoft.com/office/word/2010/wordprocessingShape" mc:Ignorable="w14 w15 w16se w16cid w16 w16cex w16sdtdh w16sdtfl w16du wp14">
   <w:p>
     <w:pPr>
       <w:pStyle w:val="Header"/>
@@ -1094,7 +1129,7 @@
 </file>
 
 <file path=word/numbering.xml><?xml version="1.0" encoding="utf-8"?>
-<w:numbering xmlns:wpc="http://schemas.microsoft.com/office/word/2010/wordprocessingCanvas" xmlns:cx="http://schemas.microsoft.com/office/drawing/2014/chartex" xmlns:cx1="http://schemas.microsoft.com/office/drawing/2015/9/8/chartex" xmlns:cx2="http://schemas.microsoft.com/office/drawing/2015/10/21/chartex" xmlns:cx3="http://schemas.microsoft.com/office/drawing/2016/5/9/chartex" xmlns:cx4="http://schemas.microsoft.com/office/drawing/2016/5/10/chartex" xmlns:cx5="http://schemas.microsoft.com/office/drawing/2016/5/11/chartex" xmlns:cx6="http://schemas.microsoft.com/office/drawing/2016/5/12/chartex" xmlns:cx7="http://schemas.microsoft.com/office/drawing/2016/5/13/chartex" xmlns:cx8="http://schemas.microsoft.com/office/drawing/2016/5/14/chartex" xmlns:mc="http://schemas.openxmlformats.org/markup-compatibility/2006" xmlns:aink="http://schemas.microsoft.com/office/drawing/2016/ink" xmlns:am3d="http://schemas.microsoft.com/office/drawing/2017/model3d" xmlns:o="urn:schemas-microsoft-com:office:office" xmlns:oel="http://schemas.microsoft.com/office/2019/extlst" xmlns:r="http://schemas.openxmlformats.org/officeDocument/2006/relationships" xmlns:m="http://schemas.openxmlformats.org/officeDocument/2006/math" xmlns:v="urn:schemas-microsoft-com:vml" xmlns:wp14="http://schemas.microsoft.com/office/word/2010/wordprocessingDrawing" xmlns:wp="http://schemas.openxmlformats.org/drawingml/2006/wordprocessingDrawing" xmlns:w10="urn:schemas-microsoft-com:office:word" xmlns:w="http://schemas.openxmlformats.org/wordprocessingml/2006/main" xmlns:w14="http://schemas.microsoft.com/office/word/2010/wordml" xmlns:w15="http://schemas.microsoft.com/office/word/2012/wordml" xmlns:w16cex="http://schemas.microsoft.com/office/word/2018/wordml/cex" xmlns:w16cid="http://schemas.microsoft.com/office/word/2016/wordml/cid" xmlns:w16="http://schemas.microsoft.com/office/word/2018/wordml" xmlns:w16du="http://schemas.microsoft.com/office/word/2023/wordml/word16du" xmlns:w16sdtdh="http://schemas.microsoft.com/office/word/2020/wordml/sdtdatahash" xmlns:w16se="http://schemas.microsoft.com/office/word/2015/wordml/symex" xmlns:wpg="http://schemas.microsoft.com/office/word/2010/wordprocessingGroup" xmlns:wpi="http://schemas.microsoft.com/office/word/2010/wordprocessingInk" xmlns:wne="http://schemas.microsoft.com/office/word/2006/wordml" xmlns:wps="http://schemas.microsoft.com/office/word/2010/wordprocessingShape" mc:Ignorable="w14 w15 w16se w16cid w16 w16cex w16sdtdh w16du wp14">
+<w:numbering xmlns:wpc="http://schemas.microsoft.com/office/word/2010/wordprocessingCanvas" xmlns:cx="http://schemas.microsoft.com/office/drawing/2014/chartex" xmlns:cx1="http://schemas.microsoft.com/office/drawing/2015/9/8/chartex" xmlns:cx2="http://schemas.microsoft.com/office/drawing/2015/10/21/chartex" xmlns:cx3="http://schemas.microsoft.com/office/drawing/2016/5/9/chartex" xmlns:cx4="http://schemas.microsoft.com/office/drawing/2016/5/10/chartex" xmlns:cx5="http://schemas.microsoft.com/office/drawing/2016/5/11/chartex" xmlns:cx6="http://schemas.microsoft.com/office/drawing/2016/5/12/chartex" xmlns:cx7="http://schemas.microsoft.com/office/drawing/2016/5/13/chartex" xmlns:cx8="http://schemas.microsoft.com/office/drawing/2016/5/14/chartex" xmlns:mc="http://schemas.openxmlformats.org/markup-compatibility/2006" xmlns:aink="http://schemas.microsoft.com/office/drawing/2016/ink" xmlns:am3d="http://schemas.microsoft.com/office/drawing/2017/model3d" xmlns:o="urn:schemas-microsoft-com:office:office" xmlns:oel="http://schemas.microsoft.com/office/2019/extlst" xmlns:r="http://schemas.openxmlformats.org/officeDocument/2006/relationships" xmlns:m="http://schemas.openxmlformats.org/officeDocument/2006/math" xmlns:v="urn:schemas-microsoft-com:vml" xmlns:wp14="http://schemas.microsoft.com/office/word/2010/wordprocessingDrawing" xmlns:wp="http://schemas.openxmlformats.org/drawingml/2006/wordprocessingDrawing" xmlns:w10="urn:schemas-microsoft-com:office:word" xmlns:w="http://schemas.openxmlformats.org/wordprocessingml/2006/main" xmlns:w14="http://schemas.microsoft.com/office/word/2010/wordml" xmlns:w15="http://schemas.microsoft.com/office/word/2012/wordml" xmlns:w16cex="http://schemas.microsoft.com/office/word/2018/wordml/cex" xmlns:w16cid="http://schemas.microsoft.com/office/word/2016/wordml/cid" xmlns:w16="http://schemas.microsoft.com/office/word/2018/wordml" xmlns:w16du="http://schemas.microsoft.com/office/word/2023/wordml/word16du" xmlns:w16sdtdh="http://schemas.microsoft.com/office/word/2020/wordml/sdtdatahash" xmlns:w16sdtfl="http://schemas.microsoft.com/office/word/2024/wordml/sdtformatlock" xmlns:w16se="http://schemas.microsoft.com/office/word/2015/wordml/symex" xmlns:wpg="http://schemas.microsoft.com/office/word/2010/wordprocessingGroup" xmlns:wpi="http://schemas.microsoft.com/office/word/2010/wordprocessingInk" xmlns:wne="http://schemas.microsoft.com/office/word/2006/wordml" xmlns:wps="http://schemas.microsoft.com/office/word/2010/wordprocessingShape" mc:Ignorable="w14 w15 w16se w16cid w16 w16cex w16sdtdh w16sdtfl w16du wp14">
   <w:abstractNum w:abstractNumId="0" w15:restartNumberingAfterBreak="0">
     <w:nsid w:val="08F134E2"/>
     <w:multiLevelType w:val="hybridMultilevel"/>
@@ -1209,6 +1244,120 @@
     </w:lvl>
   </w:abstractNum>
   <w:abstractNum w:abstractNumId="1" w15:restartNumberingAfterBreak="0">
+    <w:nsid w:val="0A8A0DF0"/>
+    <w:multiLevelType w:val="multilevel"/>
+    <w:tmpl w:val="F8F21658"/>
+    <w:styleLink w:val="CurrentList1"/>
+    <w:lvl w:ilvl="0">
+      <w:start w:val="1"/>
+      <w:numFmt w:val="bullet"/>
+      <w:lvlText w:val=""/>
+      <w:lvlJc w:val="left"/>
+      <w:pPr>
+        <w:ind w:left="720" w:hanging="360"/>
+      </w:pPr>
+      <w:rPr>
+        <w:rFonts w:ascii="Symbol" w:hAnsi="Symbol" w:hint="default"/>
+      </w:rPr>
+    </w:lvl>
+    <w:lvl w:ilvl="1">
+      <w:start w:val="1"/>
+      <w:numFmt w:val="bullet"/>
+      <w:lvlText w:val="o"/>
+      <w:lvlJc w:val="left"/>
+      <w:pPr>
+        <w:ind w:left="1440" w:hanging="360"/>
+      </w:pPr>
+      <w:rPr>
+        <w:rFonts w:ascii="Courier New" w:hAnsi="Courier New" w:cs="Courier New" w:hint="default"/>
+      </w:rPr>
+    </w:lvl>
+    <w:lvl w:ilvl="2">
+      <w:start w:val="1"/>
+      <w:numFmt w:val="bullet"/>
+      <w:lvlText w:val=""/>
+      <w:lvlJc w:val="left"/>
+      <w:pPr>
+        <w:ind w:left="2160" w:hanging="360"/>
+      </w:pPr>
+      <w:rPr>
+        <w:rFonts w:ascii="Wingdings" w:hAnsi="Wingdings" w:hint="default"/>
+      </w:rPr>
+    </w:lvl>
+    <w:lvl w:ilvl="3">
+      <w:start w:val="1"/>
+      <w:numFmt w:val="bullet"/>
+      <w:lvlText w:val=""/>
+      <w:lvlJc w:val="left"/>
+      <w:pPr>
+        <w:ind w:left="2880" w:hanging="360"/>
+      </w:pPr>
+      <w:rPr>
+        <w:rFonts w:ascii="Symbol" w:hAnsi="Symbol" w:hint="default"/>
+      </w:rPr>
+    </w:lvl>
+    <w:lvl w:ilvl="4">
+      <w:start w:val="1"/>
+      <w:numFmt w:val="bullet"/>
+      <w:lvlText w:val="o"/>
+      <w:lvlJc w:val="left"/>
+      <w:pPr>
+        <w:ind w:left="3600" w:hanging="360"/>
+      </w:pPr>
+      <w:rPr>
+        <w:rFonts w:ascii="Courier New" w:hAnsi="Courier New" w:cs="Courier New" w:hint="default"/>
+      </w:rPr>
+    </w:lvl>
+    <w:lvl w:ilvl="5">
+      <w:start w:val="1"/>
+      <w:numFmt w:val="bullet"/>
+      <w:lvlText w:val=""/>
+      <w:lvlJc w:val="left"/>
+      <w:pPr>
+        <w:ind w:left="4320" w:hanging="360"/>
+      </w:pPr>
+      <w:rPr>
+        <w:rFonts w:ascii="Wingdings" w:hAnsi="Wingdings" w:hint="default"/>
+      </w:rPr>
+    </w:lvl>
+    <w:lvl w:ilvl="6">
+      <w:start w:val="1"/>
+      <w:numFmt w:val="bullet"/>
+      <w:lvlText w:val=""/>
+      <w:lvlJc w:val="left"/>
+      <w:pPr>
+        <w:ind w:left="5040" w:hanging="360"/>
+      </w:pPr>
+      <w:rPr>
+        <w:rFonts w:ascii="Symbol" w:hAnsi="Symbol" w:hint="default"/>
+      </w:rPr>
+    </w:lvl>
+    <w:lvl w:ilvl="7">
+      <w:start w:val="1"/>
+      <w:numFmt w:val="bullet"/>
+      <w:lvlText w:val="o"/>
+      <w:lvlJc w:val="left"/>
+      <w:pPr>
+        <w:ind w:left="5760" w:hanging="360"/>
+      </w:pPr>
+      <w:rPr>
+        <w:rFonts w:ascii="Courier New" w:hAnsi="Courier New" w:cs="Courier New" w:hint="default"/>
+      </w:rPr>
+    </w:lvl>
+    <w:lvl w:ilvl="8">
+      <w:start w:val="1"/>
+      <w:numFmt w:val="bullet"/>
+      <w:lvlText w:val=""/>
+      <w:lvlJc w:val="left"/>
+      <w:pPr>
+        <w:ind w:left="6480" w:hanging="360"/>
+      </w:pPr>
+      <w:rPr>
+        <w:rFonts w:ascii="Wingdings" w:hAnsi="Wingdings" w:hint="default"/>
+      </w:rPr>
+    </w:lvl>
+  </w:abstractNum>
+  <w:abstractNum w:abstractNumId="2" w15:restartNumberingAfterBreak="0">
     <w:nsid w:val="0ACD7FD6"/>
     <w:multiLevelType w:val="hybridMultilevel"/>
     <w:tmpl w:val="F8F21658"/>
@@ -1321,7 +1470,7 @@
       </w:rPr>
     </w:lvl>
   </w:abstractNum>
-  <w:abstractNum w:abstractNumId="2" w15:restartNumberingAfterBreak="0">
+  <w:abstractNum w:abstractNumId="3" w15:restartNumberingAfterBreak="0">
     <w:nsid w:val="0DC60D7B"/>
     <w:multiLevelType w:val="hybridMultilevel"/>
     <w:tmpl w:val="D64801C6"/>
@@ -1434,7 +1583,7 @@
       </w:rPr>
     </w:lvl>
   </w:abstractNum>
-  <w:abstractNum w:abstractNumId="3" w15:restartNumberingAfterBreak="0">
+  <w:abstractNum w:abstractNumId="4" w15:restartNumberingAfterBreak="0">
     <w:nsid w:val="11F50DAE"/>
     <w:multiLevelType w:val="hybridMultilevel"/>
     <w:tmpl w:val="839C5C10"/>
@@ -1547,7 +1696,7 @@
       </w:rPr>
     </w:lvl>
   </w:abstractNum>
-  <w:abstractNum w:abstractNumId="4" w15:restartNumberingAfterBreak="0">
+  <w:abstractNum w:abstractNumId="5" w15:restartNumberingAfterBreak="0">
     <w:nsid w:val="125924A7"/>
     <w:multiLevelType w:val="hybridMultilevel"/>
     <w:tmpl w:val="C0506B10"/>
@@ -1633,7 +1782,7 @@
       </w:pPr>
     </w:lvl>
   </w:abstractNum>
-  <w:abstractNum w:abstractNumId="5" w15:restartNumberingAfterBreak="0">
+  <w:abstractNum w:abstractNumId="6" w15:restartNumberingAfterBreak="0">
     <w:nsid w:val="19EA58E3"/>
     <w:multiLevelType w:val="hybridMultilevel"/>
     <w:tmpl w:val="0E46FFB4"/>
@@ -1719,7 +1868,7 @@
       </w:pPr>
     </w:lvl>
   </w:abstractNum>
-  <w:abstractNum w:abstractNumId="6" w15:restartNumberingAfterBreak="0">
+  <w:abstractNum w:abstractNumId="7" w15:restartNumberingAfterBreak="0">
     <w:nsid w:val="282B20B7"/>
     <w:multiLevelType w:val="hybridMultilevel"/>
     <w:tmpl w:val="699E4D4E"/>
@@ -1832,7 +1981,7 @@
       </w:rPr>
     </w:lvl>
   </w:abstractNum>
-  <w:abstractNum w:abstractNumId="7" w15:restartNumberingAfterBreak="0">
+  <w:abstractNum w:abstractNumId="8" w15:restartNumberingAfterBreak="0">
     <w:nsid w:val="2F1A44AE"/>
     <w:multiLevelType w:val="hybridMultilevel"/>
     <w:tmpl w:val="DC4CD670"/>
@@ -1944,7 +2093,7 @@
       </w:rPr>
     </w:lvl>
   </w:abstractNum>
-  <w:abstractNum w:abstractNumId="8" w15:restartNumberingAfterBreak="0">
+  <w:abstractNum w:abstractNumId="9" w15:restartNumberingAfterBreak="0">
     <w:nsid w:val="31A41079"/>
     <w:multiLevelType w:val="multilevel"/>
     <w:tmpl w:val="5EE4B8FA"/>
@@ -2048,7 +2197,7 @@
       </w:rPr>
     </w:lvl>
   </w:abstractNum>
-  <w:abstractNum w:abstractNumId="9" w15:restartNumberingAfterBreak="0">
+  <w:abstractNum w:abstractNumId="10" w15:restartNumberingAfterBreak="0">
     <w:nsid w:val="34B955C6"/>
     <w:multiLevelType w:val="hybridMultilevel"/>
     <w:tmpl w:val="2186597A"/>
@@ -2161,7 +2310,7 @@
       </w:rPr>
     </w:lvl>
   </w:abstractNum>
-  <w:abstractNum w:abstractNumId="10" w15:restartNumberingAfterBreak="0">
+  <w:abstractNum w:abstractNumId="11" w15:restartNumberingAfterBreak="0">
     <w:nsid w:val="65181947"/>
     <w:multiLevelType w:val="hybridMultilevel"/>
     <w:tmpl w:val="34C4ADBA"/>
@@ -2273,7 +2422,7 @@
       </w:rPr>
     </w:lvl>
   </w:abstractNum>
-  <w:abstractNum w:abstractNumId="11" w15:restartNumberingAfterBreak="0">
+  <w:abstractNum w:abstractNumId="12" w15:restartNumberingAfterBreak="0">
     <w:nsid w:val="70605CCA"/>
     <w:multiLevelType w:val="hybridMultilevel"/>
     <w:tmpl w:val="0E46FFB4"/>
@@ -2359,7 +2508,7 @@
       </w:pPr>
     </w:lvl>
   </w:abstractNum>
-  <w:abstractNum w:abstractNumId="12" w15:restartNumberingAfterBreak="0">
+  <w:abstractNum w:abstractNumId="13" w15:restartNumberingAfterBreak="0">
     <w:nsid w:val="713E16AB"/>
     <w:multiLevelType w:val="hybridMultilevel"/>
     <w:tmpl w:val="AAA4CB8E"/>
@@ -2471,7 +2620,7 @@
       </w:rPr>
     </w:lvl>
   </w:abstractNum>
-  <w:abstractNum w:abstractNumId="13" w15:restartNumberingAfterBreak="0">
+  <w:abstractNum w:abstractNumId="14" w15:restartNumberingAfterBreak="0">
     <w:nsid w:val="71FF1D01"/>
     <w:multiLevelType w:val="hybridMultilevel"/>
     <w:tmpl w:val="7188C776"/>
@@ -2584,7 +2733,7 @@
       </w:rPr>
     </w:lvl>
   </w:abstractNum>
-  <w:abstractNum w:abstractNumId="14" w15:restartNumberingAfterBreak="0">
+  <w:abstractNum w:abstractNumId="15" w15:restartNumberingAfterBreak="0">
     <w:nsid w:val="7B0A7B76"/>
     <w:multiLevelType w:val="hybridMultilevel"/>
     <w:tmpl w:val="483C7D62"/>
@@ -2698,55 +2847,58 @@
     </w:lvl>
   </w:abstractNum>
   <w:num w:numId="1" w16cid:durableId="1797989661">
-    <w:abstractNumId w:val="8"/>
+    <w:abstractNumId w:val="9"/>
   </w:num>
   <w:num w:numId="2" w16cid:durableId="1147864227">
+    <w:abstractNumId w:val="5"/>
+  </w:num>
+  <w:num w:numId="3" w16cid:durableId="404494191">
+    <w:abstractNumId w:val="12"/>
+  </w:num>
+  <w:num w:numId="4" w16cid:durableId="1935245007">
+    <w:abstractNumId w:val="6"/>
+  </w:num>
+  <w:num w:numId="5" w16cid:durableId="348333560">
+    <w:abstractNumId w:val="11"/>
+  </w:num>
+  <w:num w:numId="6" w16cid:durableId="1992098625">
+    <w:abstractNumId w:val="13"/>
+  </w:num>
+  <w:num w:numId="7" w16cid:durableId="316616798">
+    <w:abstractNumId w:val="10"/>
+  </w:num>
+  <w:num w:numId="8" w16cid:durableId="749735139">
     <w:abstractNumId w:val="4"/>
   </w:num>
-  <w:num w:numId="3" w16cid:durableId="404494191">
-    <w:abstractNumId w:val="11"/>
-  </w:num>
-  <w:num w:numId="4" w16cid:durableId="1935245007">
-    <w:abstractNumId w:val="5"/>
-  </w:num>
-  <w:num w:numId="5" w16cid:durableId="348333560">
-    <w:abstractNumId w:val="10"/>
-  </w:num>
-  <w:num w:numId="6" w16cid:durableId="1992098625">
-    <w:abstractNumId w:val="12"/>
-  </w:num>
-  <w:num w:numId="7" w16cid:durableId="316616798">
-    <w:abstractNumId w:val="9"/>
-  </w:num>
-  <w:num w:numId="8" w16cid:durableId="749735139">
-    <w:abstractNumId w:val="3"/>
-  </w:num>
   <w:num w:numId="9" w16cid:durableId="160894934">
-    <w:abstractNumId w:val="13"/>
+    <w:abstractNumId w:val="14"/>
   </w:num>
   <w:num w:numId="10" w16cid:durableId="605162577">
     <w:abstractNumId w:val="0"/>
   </w:num>
   <w:num w:numId="11" w16cid:durableId="604849399">
-    <w:abstractNumId w:val="14"/>
+    <w:abstractNumId w:val="15"/>
   </w:num>
   <w:num w:numId="12" w16cid:durableId="1807773563">
+    <w:abstractNumId w:val="8"/>
+  </w:num>
+  <w:num w:numId="13" w16cid:durableId="284196282">
+    <w:abstractNumId w:val="3"/>
+  </w:num>
+  <w:num w:numId="14" w16cid:durableId="743916492">
     <w:abstractNumId w:val="7"/>
   </w:num>
-  <w:num w:numId="13" w16cid:durableId="284196282">
+  <w:num w:numId="15" w16cid:durableId="1070881941">
     <w:abstractNumId w:val="2"/>
   </w:num>
-  <w:num w:numId="14" w16cid:durableId="743916492">
-    <w:abstractNumId w:val="6"/>
-  </w:num>
-  <w:num w:numId="15" w16cid:durableId="1070881941">
+  <w:num w:numId="16" w16cid:durableId="1515652792">
     <w:abstractNumId w:val="1"/>
   </w:num>
 </w:numbering>
 </file>
 
 <file path=word/styles.xml><?xml version="1.0" encoding="utf-8"?>
-<w:styles xmlns:mc="http://schemas.openxmlformats.org/markup-compatibility/2006" xmlns:r="http://schemas.openxmlformats.org/officeDocument/2006/relationships" xmlns:w="http://schemas.openxmlformats.org/wordprocessingml/2006/main" xmlns:w14="http://schemas.microsoft.com/office/word/2010/wordml" xmlns:w15="http://schemas.microsoft.com/office/word/2012/wordml" xmlns:w16cex="http://schemas.microsoft.com/office/word/2018/wordml/cex" xmlns:w16cid="http://schemas.microsoft.com/office/word/2016/wordml/cid" xmlns:w16="http://schemas.microsoft.com/office/word/2018/wordml" xmlns:w16du="http://schemas.microsoft.com/office/word/2023/wordml/word16du" xmlns:w16sdtdh="http://schemas.microsoft.com/office/word/2020/wordml/sdtdatahash" xmlns:w16se="http://schemas.microsoft.com/office/word/2015/wordml/symex" mc:Ignorable="w14 w15 w16se w16cid w16 w16cex w16sdtdh w16du">
+<w:styles xmlns:mc="http://schemas.openxmlformats.org/markup-compatibility/2006" xmlns:r="http://schemas.openxmlformats.org/officeDocument/2006/relationships" xmlns:w="http://schemas.openxmlformats.org/wordprocessingml/2006/main" xmlns:w14="http://schemas.microsoft.com/office/word/2010/wordml" xmlns:w15="http://schemas.microsoft.com/office/word/2012/wordml" xmlns:w16cex="http://schemas.microsoft.com/office/word/2018/wordml/cex" xmlns:w16cid="http://schemas.microsoft.com/office/word/2016/wordml/cid" xmlns:w16="http://schemas.microsoft.com/office/word/2018/wordml" xmlns:w16du="http://schemas.microsoft.com/office/word/2023/wordml/word16du" xmlns:w16sdtdh="http://schemas.microsoft.com/office/word/2020/wordml/sdtdatahash" xmlns:w16sdtfl="http://schemas.microsoft.com/office/word/2024/wordml/sdtformatlock" xmlns:w16se="http://schemas.microsoft.com/office/word/2015/wordml/symex" mc:Ignorable="w14 w15 w16se w16cid w16 w16cex w16sdtdh w16sdtfl w16du">
   <w:docDefaults>
     <w:rPrDefault>
       <w:rPr>
@@ -6343,6 +6495,28 @@
       <w:lang w:eastAsia="en-US"/>
     </w:rPr>
   </w:style>
+  <w:style w:type="numbering" w:customStyle="1" w:styleId="CurrentList1">
+    <w:name w:val="Current List1"/>
+    <w:uiPriority w:val="99"/>
+    <w:rsid w:val="003D411F"/>
+    <w:pPr>
+      <w:numPr>
+        <w:numId w:val="16"/>
+      </w:numPr>
+    </w:pPr>
+  </w:style>
+  <w:style w:type="character" w:styleId="FollowedHyperlink">
+    <w:name w:val="FollowedHyperlink"/>
+    <w:basedOn w:val="DefaultParagraphFont"/>
+    <w:uiPriority w:val="99"/>
+    <w:semiHidden/>
+    <w:unhideWhenUsed/>
+    <w:rsid w:val="00D63FDF"/>
+    <w:rPr>
+      <w:color w:val="954F72" w:themeColor="followedHyperlink"/>
+      <w:u w:val="single"/>
+    </w:rPr>
+  </w:style>
 </w:styles>
 </file>
 
